--- a/3-IndustrialProcesses/FoodAndBeverage/Coffee/Documents/Instant_Coffee_SD_Case_Study_rs_qt.docx
+++ b/3-IndustrialProcesses/FoodAndBeverage/Coffee/Documents/Instant_Coffee_SD_Case_Study_rs_qt.docx
@@ -20,6 +20,34 @@
     </w:p>
     <w:p>
       <w:pPr>
+        <w:spacing w:after="100"/>
+      </w:pPr>
+      <w:r>
+        <w:rPr>
+          <w:rFonts w:ascii="Arial" w:cs="Arial" w:eastAsia="Arial" w:hAnsi="Arial"/>
+          <w:color w:val="404040"/>
+          <w:sz w:val="24"/>
+          <w:szCs w:val="24"/>
+        </w:rPr>
+        <w:t xml:space="preserve">Process data for mass and heat integration, compiled from the literature</w:t>
+      </w:r>
+    </w:p>
+    <w:p>
+      <w:pPr>
+        <w:spacing w:after="20"/>
+      </w:pPr>
+      <w:r>
+        <w:rPr>
+          <w:rFonts w:ascii="Arial" w:cs="Arial" w:eastAsia="Arial" w:hAnsi="Arial"/>
+          <w:color w:val="1F3864"/>
+          <w:sz w:val="20"/>
+          <w:szCs w:val="20"/>
+        </w:rPr>
+        <w:t xml:space="preserve">Rafailia Mitraki¹, Juliette Limpach¹, Muhammad Salman¹, Daniel Flórez-Orrego², Grégoire Léonard¹</w:t>
+      </w:r>
+    </w:p>
+    <w:p>
+      <w:pPr>
         <w:pBdr>
           <w:bottom w:val="single" w:color="1F3864" w:sz="6" w:space="4"/>
         </w:pBdr>
@@ -28,11 +56,28 @@
       <w:r>
         <w:rPr>
           <w:rFonts w:ascii="Arial" w:cs="Arial" w:eastAsia="Arial" w:hAnsi="Arial"/>
-          <w:color w:val="404040"/>
-          <w:sz w:val="24"/>
-          <w:szCs w:val="24"/>
+          <w:i/>
+          <w:iCs/>
+          <w:color w:val="595959"/>
+          <w:sz w:val="18"/>
+          <w:szCs w:val="18"/>
         </w:rPr>
-        <w:t xml:space="preserve">Process data for mass and heat integration: rs and qt tables</w:t>
+        <w:t xml:space="preserve">¹ Department of Chemical Engineering, University of Liège, Belgium</w:t>
+        <w:br/>
+        <w:t xml:space="preserve">² Industrial Process and Energy Systems Engineering (IPESE) group, EPFL, Sion, Switzerland</w:t>
+      </w:r>
+    </w:p>
+    <w:p>
+      <w:pPr>
+        <w:spacing w:after="120" w:before="0" w:line="264"/>
+      </w:pPr>
+      <w:r>
+        <w:rPr>
+          <w:rFonts w:ascii="Arial" w:cs="Arial" w:eastAsia="Arial" w:hAnsi="Arial"/>
+          <w:sz w:val="20"/>
+          <w:szCs w:val="20"/>
+        </w:rPr>
+        <w:t xml:space="preserve">This case study describes the process data of the instant coffee model (Coffee_SD) of the IETS Task XXIV database of ex-ante models: the material flows, the process electricity and the 16 thermal streams of a plant that produces spray-dried instant coffee from green coffee beans, per tonne of instant coffee. The data are compiled from a review of the literature on coffee processing: the energy use of roasting (Schwartzberg, 2013), measurements in spray-dried coffee plants (Okada et al., 1980; Tinoco-Caicedo et al., 2020), the bean demand of instant coffee (Gosalvitr et al., 2023) and the reference plant of Mitraki et al. (2026). Table 5 gives the source of each value.</w:t>
       </w:r>
     </w:p>
     <w:p>
@@ -50,7 +95,7 @@
           <w:sz w:val="26"/>
           <w:szCs w:val="26"/>
         </w:rPr>
-        <w:t xml:space="preserve">1. Process</w:t>
+        <w:t xml:space="preserve">1. Process description</w:t>
       </w:r>
     </w:p>
     <w:p>
@@ -370,7 +415,7 @@
           <w:sz w:val="20"/>
           <w:szCs w:val="20"/>
         </w:rPr>
-        <w:t xml:space="preserve"> boilers, steam, burners and their fuel, the refrigeration plant, cooling water and air dehumidification are supplied by the utility system you design. Refrigeration demands appear as hot streams at the temperature of the product.</w:t>
+        <w:t xml:space="preserve"> boilers, steam, burners and their fuel, the refrigeration plant, cooling water and air dehumidification belong to a utility system outside the model boundary. Refrigeration demands appear as hot streams at the temperature of the product.</w:t>
       </w:r>
     </w:p>
     <w:p>
@@ -469,7 +514,7 @@
           <w:sz w:val="26"/>
           <w:szCs w:val="26"/>
         </w:rPr>
-        <w:t xml:space="preserve">3. rs: material flows</w:t>
+        <w:t xml:space="preserve">3. Material flows</w:t>
       </w:r>
     </w:p>
     <w:p>
@@ -3290,7 +3335,7 @@
           <w:sz w:val="26"/>
           <w:szCs w:val="26"/>
         </w:rPr>
-        <w:t xml:space="preserve">4. rs: process electricity</w:t>
+        <w:t xml:space="preserve">4. Process electricity</w:t>
       </w:r>
     </w:p>
     <w:p>
@@ -3304,7 +3349,7 @@
           <w:sz w:val="20"/>
           <w:szCs w:val="20"/>
         </w:rPr>
-        <w:t xml:space="preserve">Table 2 lists only the electricity that the process itself consumes. Heat and refrigeration demands are not included here: they are the qt streams of Table 3 and must be supplied by utilities that you select and size (boilers, burners, heat pumps, refrigeration plant, cooling water).</w:t>
+        <w:t xml:space="preserve">Table 2 lists only the electricity that the process itself consumes. Heat and refrigeration demands are not included: they are the thermal streams of Table 3, to be met by utilities such as boilers, burners, heat pumps, a refrigeration plant and cooling water.</w:t>
       </w:r>
     </w:p>
     <w:p>
@@ -3893,7 +3938,7 @@
           <w:sz w:val="26"/>
           <w:szCs w:val="26"/>
         </w:rPr>
-        <w:t xml:space="preserve">5. qt: thermal streams</w:t>
+        <w:t xml:space="preserve">5. Thermal streams</w:t>
       </w:r>
     </w:p>
     <w:p>
@@ -8524,7 +8569,7 @@
           <w:sz w:val="26"/>
           <w:szCs w:val="26"/>
         </w:rPr>
-        <w:t xml:space="preserve">6. Reference targets</w:t>
+        <w:t xml:space="preserve">6. Energy targets</w:t>
       </w:r>
     </w:p>
     <w:p>
@@ -8538,7 +8583,7 @@
           <w:sz w:val="20"/>
           <w:szCs w:val="20"/>
         </w:rPr>
-        <w:t xml:space="preserve">Check your own problem-table or composite-curve calculation against these targets for the 16 streams of Table 3.</w:t>
+        <w:t xml:space="preserve">The problem-table analysis of the 16 streams of Table 3, with ΔTmin = 10 K, gives the minimum energy targets of Table 4.</w:t>
       </w:r>
     </w:p>
     <w:p>
@@ -11268,7 +11313,7 @@
           <w:sz w:val="26"/>
           <w:szCs w:val="26"/>
         </w:rPr>
-        <w:t xml:space="preserve">Further reading for students</w:t>
+        <w:t xml:space="preserve">Further reading</w:t>
       </w:r>
     </w:p>
     <w:p>
@@ -11281,7 +11326,7 @@
           <w:sz w:val="20"/>
           <w:szCs w:val="20"/>
         </w:rPr>
-        <w:t xml:space="preserve">Studies on energy use, heat recovery and by-product valorisation in coffee processing, useful to extend your analysis:</w:t>
+        <w:t xml:space="preserve">Further studies on energy use, heat recovery and by-product valorisation in coffee processing:</w:t>
       </w:r>
     </w:p>
     <w:p>
